--- a/ZAIC_과제수행계획서_ZEN.docx
+++ b/ZAIC_과제수행계획서_ZEN.docx
@@ -83,7 +83,6 @@
               </w:rPr>
               <w:t>「</w:t>
             </w:r>
-            <w:proofErr w:type="gramStart"/>
             <w:r>
               <w:rPr>
                 <w:rFonts w:hint="eastAsia"/>
@@ -91,17 +90,7 @@
                 <w:sz w:val="36"/>
                 <w:lang w:eastAsia="ko-KR"/>
               </w:rPr>
-              <w:t>ZAIC :</w:t>
-            </w:r>
-            <w:proofErr w:type="gramEnd"/>
-            <w:r>
-              <w:rPr>
-                <w:rFonts w:hint="eastAsia"/>
-                <w:b/>
-                <w:sz w:val="36"/>
-                <w:lang w:eastAsia="ko-KR"/>
-              </w:rPr>
-              <w:t xml:space="preserve"> </w:t>
+              <w:t xml:space="preserve">ZAIC : </w:t>
             </w:r>
             <w:r>
               <w:rPr>
@@ -120,7 +109,6 @@
               </w:rPr>
               <w:t xml:space="preserve"> </w:t>
             </w:r>
-            <w:proofErr w:type="spellStart"/>
             <w:r>
               <w:rPr>
                 <w:rFonts w:hint="eastAsia"/>
@@ -136,16 +124,7 @@
                 <w:b/>
                 <w:sz w:val="32"/>
               </w:rPr>
-              <w:t>AI</w:t>
-            </w:r>
-            <w:proofErr w:type="spellEnd"/>
-            <w:r>
-              <w:rPr>
-                <w:rFonts w:hint="eastAsia"/>
-                <w:b/>
-                <w:sz w:val="32"/>
-              </w:rPr>
-              <w:t xml:space="preserve"> Challenge</w:t>
+              <w:t xml:space="preserve">AI Challenge</w:t>
             </w:r>
             <w:r>
               <w:rPr>
@@ -296,21 +275,12 @@
               </w:rPr>
               <w:t xml:space="preserve">/ </w:t>
             </w:r>
-            <w:proofErr w:type="spellStart"/>
             <w:r>
               <w:rPr>
                 <w:rFonts w:hint="eastAsia"/>
                 <w:lang w:eastAsia="ko-KR"/>
               </w:rPr>
-              <w:t>제조사업부</w:t>
-            </w:r>
-            <w:proofErr w:type="spellEnd"/>
-            <w:r>
-              <w:rPr>
-                <w:rFonts w:hint="eastAsia"/>
-                <w:lang w:eastAsia="ko-KR"/>
-              </w:rPr>
-              <w:t xml:space="preserve"> </w:t>
+              <w:t xml:space="preserve">제조사업부 </w:t>
             </w:r>
             <w:r>
               <w:rPr>
@@ -399,8 +369,6 @@
               </w:rPr>
               <w:t>이민아 대리</w:t>
             </w:r>
-            <w:bookmarkStart w:id="0" w:name="_GoBack"/>
-            <w:bookmarkEnd w:id="0"/>
           </w:p>
         </w:tc>
       </w:tr>
@@ -471,7 +439,6 @@
             <w:r>
               <w:rPr>
                 <w:rFonts w:hint="eastAsia"/>
-                <w:color w:val="475569"/>
                 <w:szCs w:val="20"/>
                 <w:lang w:eastAsia="ko-KR"/>
               </w:rPr>
@@ -498,23 +465,13 @@
                 <w:lang w:eastAsia="ko-KR"/>
               </w:rPr>
             </w:pPr>
-            <w:proofErr w:type="spellStart"/>
             <w:r>
               <w:rPr>
                 <w:rFonts w:hint="eastAsia"/>
                 <w:szCs w:val="20"/>
                 <w:lang w:eastAsia="ko-KR"/>
               </w:rPr>
-              <w:t>염지원</w:t>
-            </w:r>
-            <w:proofErr w:type="spellEnd"/>
-            <w:r>
-              <w:rPr>
-                <w:rFonts w:hint="eastAsia"/>
-                <w:szCs w:val="20"/>
-                <w:lang w:eastAsia="ko-KR"/>
-              </w:rPr>
-              <w:t xml:space="preserve"> 대리</w:t>
+              <w:t xml:space="preserve">염지원 대리</w:t>
             </w:r>
           </w:p>
         </w:tc>
@@ -575,7 +532,6 @@
           <w:p>
             <w:pPr>
               <w:rPr>
-                <w:color w:val="475569"/>
                 <w:szCs w:val="20"/>
                 <w:lang w:eastAsia="ko-KR"/>
               </w:rPr>
@@ -583,7 +539,6 @@
             <w:r>
               <w:rPr>
                 <w:rFonts w:hint="eastAsia"/>
-                <w:color w:val="475569"/>
                 <w:szCs w:val="20"/>
                 <w:lang w:eastAsia="ko-KR"/>
               </w:rPr>
@@ -610,25 +565,13 @@
                 <w:lang w:eastAsia="ko-KR"/>
               </w:rPr>
             </w:pPr>
-            <w:proofErr w:type="spellStart"/>
             <w:r>
               <w:rPr>
                 <w:rFonts w:hint="eastAsia"/>
-                <w:color w:val="475569"/>
                 <w:szCs w:val="20"/>
                 <w:lang w:eastAsia="ko-KR"/>
               </w:rPr>
-              <w:t>홍석민</w:t>
-            </w:r>
-            <w:proofErr w:type="spellEnd"/>
-            <w:r>
-              <w:rPr>
-                <w:rFonts w:hint="eastAsia"/>
-                <w:color w:val="475569"/>
-                <w:szCs w:val="20"/>
-                <w:lang w:eastAsia="ko-KR"/>
-              </w:rPr>
-              <w:t xml:space="preserve"> 과장</w:t>
+              <w:t xml:space="preserve">홍석민 과장</w:t>
             </w:r>
           </w:p>
         </w:tc>
@@ -661,44 +604,8 @@
           <w:color w:val="1B3A6B"/>
           <w:sz w:val="28"/>
         </w:rPr>
-        <w:t>2</w:t>
+        <w:t xml:space="preserve">2. 프로젝트 개요</w:t>
       </w:r>
-      <w:r>
-        <w:rPr>
-          <w:b/>
-          <w:color w:val="1B3A6B"/>
-          <w:sz w:val="28"/>
-        </w:rPr>
-        <w:t xml:space="preserve">. </w:t>
-      </w:r>
-      <w:proofErr w:type="spellStart"/>
-      <w:r>
-        <w:rPr>
-          <w:b/>
-          <w:color w:val="1B3A6B"/>
-          <w:sz w:val="28"/>
-        </w:rPr>
-        <w:t>프로젝트</w:t>
-      </w:r>
-      <w:proofErr w:type="spellEnd"/>
-      <w:r>
-        <w:rPr>
-          <w:b/>
-          <w:color w:val="1B3A6B"/>
-          <w:sz w:val="28"/>
-        </w:rPr>
-        <w:t xml:space="preserve"> </w:t>
-      </w:r>
-      <w:proofErr w:type="spellStart"/>
-      <w:r>
-        <w:rPr>
-          <w:b/>
-          <w:color w:val="1B3A6B"/>
-          <w:sz w:val="28"/>
-        </w:rPr>
-        <w:t>개요</w:t>
-      </w:r>
-      <w:proofErr w:type="spellEnd"/>
     </w:p>
     <w:tbl>
       <w:tblPr>
@@ -769,8 +676,8 @@
           <w:p>
             <w:pPr>
               <w:rPr>
-                <w:color w:val="475569"/>
-                <w:sz w:val="18"/>
+                <w:color w:val="1F2937"/>
+                <w:szCs w:val="20"/>
                 <w:lang w:eastAsia="ko-KR"/>
               </w:rPr>
             </w:pPr>
@@ -778,23 +685,48 @@
               <w:rPr>
                 <w:rFonts w:hint="eastAsia"/>
                 <w:color w:val="1F2937"/>
-                <w:sz w:val="20"/>
                 <w:szCs w:val="20"/>
                 <w:lang w:eastAsia="ko-KR"/>
               </w:rPr>
-              <w:t xml:space="preserve">제니엘 제조사업부(사업3팀)는 아모레퍼시픽 대전공장에 생산·업무 도급 서비스를 제공하며, 약 354명의 현장 인력이 튜브·치약·염모·멀티·직선 생산라인과 P-BOX·오리콘박스 세척/분류/수리, 세척실 위생, 온열질환 예방 등 다수 공정을 운영합니다.</w:t>
-              <w:br/>
-              <w:t xml:space="preserve">관리자는 매일 생산 실적·인력 출결·품질 불량·안전(폭염)·세척 우선순위·자재/창고 적치 현황을 각각 다른 앱·엑셀·수기로 취합해 파악하고, 일일·주간·월마감 보고서를 수작업으로 작성합니다.</w:t>
+              <w:t xml:space="preserve">[1] 제니엘 제조사업부 사업3팀은 아모레퍼시픽·코스비전에 생산·업무 도급 서비스를 제공하며, 현장 인력 약 360명이 상시 운영에 투입됩니다.</w:t>
             </w:r>
           </w:p>
           <w:p>
             <w:pPr>
               <w:rPr>
-                <w:color w:val="475569"/>
-                <w:sz w:val="18"/>
+                <w:rFonts w:hint="eastAsia"/>
+                <w:color w:val="1F2937"/>
+                <w:szCs w:val="20"/>
                 <w:lang w:eastAsia="ko-KR"/>
               </w:rPr>
             </w:pPr>
+            <w:r>
+              <w:rPr>
+                <w:rFonts w:hint="eastAsia"/>
+                <w:color w:val="1F2937"/>
+                <w:szCs w:val="20"/>
+                <w:lang w:eastAsia="ko-KR"/>
+              </w:rPr>
+              <w:t xml:space="preserve">[2] 대상 공정 : 화장품·생활용품 충진·포장 라인 및 업무 지원 공정 전반.</w:t>
+            </w:r>
+          </w:p>
+          <w:p>
+            <w:pPr>
+              <w:rPr>
+                <w:color w:val="1F2937"/>
+                <w:szCs w:val="20"/>
+                <w:lang w:eastAsia="ko-KR"/>
+              </w:rPr>
+            </w:pPr>
+            <w:r>
+              <w:rPr>
+                <w:rFonts w:hint="eastAsia"/>
+                <w:color w:val="1F2937"/>
+                <w:szCs w:val="20"/>
+                <w:lang w:eastAsia="ko-KR"/>
+              </w:rPr>
+              <w:t xml:space="preserve">[3] 현장 반복 업무 : 생산계획·실적, 라인별 투입인원·연차·결원, 작업 전 안전점검(TBM), 온열질환 관리, 세척 우선순위, 품질 이슈를 각각 다른 엑셀 수기 대장으로 확인합니다.</w:t>
+            </w:r>
           </w:p>
           <w:p>
             <w:pPr>
@@ -802,6 +734,15 @@
                 <w:lang w:eastAsia="ko-KR"/>
               </w:rPr>
             </w:pPr>
+            <w:r>
+              <w:rPr>
+                <w:rFonts w:hint="eastAsia"/>
+                <w:color w:val="1F2937"/>
+                <w:szCs w:val="20"/>
+                <w:lang w:eastAsia="ko-KR"/>
+              </w:rPr>
+              <w:t xml:space="preserve">[4] 확인 결과를 근거로 인력 배치와 작업 우선순위를 조정하고, 일일·주간·월마감 보고서를 수작업으로 작성·보고합니다.</w:t>
+            </w:r>
           </w:p>
         </w:tc>
       </w:tr>
@@ -832,34 +773,14 @@
             <w:pPr>
               <w:jc w:val="center"/>
             </w:pPr>
-            <w:proofErr w:type="spellStart"/>
             <w:r>
               <w:rPr>
                 <w:b/>
                 <w:color w:val="1B3A6B"/>
                 <w:sz w:val="19"/>
               </w:rPr>
-              <w:t>반복·비효율</w:t>
+              <w:t xml:space="preserve">반복·비효율 문제</w:t>
             </w:r>
-            <w:proofErr w:type="spellEnd"/>
-            <w:r>
-              <w:rPr>
-                <w:b/>
-                <w:color w:val="1B3A6B"/>
-                <w:sz w:val="19"/>
-              </w:rPr>
-              <w:t xml:space="preserve"> </w:t>
-            </w:r>
-            <w:proofErr w:type="spellStart"/>
-            <w:r>
-              <w:rPr>
-                <w:b/>
-                <w:color w:val="1B3A6B"/>
-                <w:sz w:val="19"/>
-              </w:rPr>
-              <w:t>문제</w:t>
-            </w:r>
-            <w:proofErr w:type="spellEnd"/>
           </w:p>
         </w:tc>
         <w:tc>
@@ -883,8 +804,7 @@
           <w:p>
             <w:pPr>
               <w:rPr>
-                <w:color w:val="475569"/>
-                <w:sz w:val="18"/>
+                <w:rFonts w:hint="eastAsia"/>
                 <w:lang w:eastAsia="ko-KR"/>
               </w:rPr>
             </w:pPr>
@@ -892,34 +812,19 @@
               <w:rPr>
                 <w:rFonts w:hint="eastAsia"/>
                 <w:color w:val="1F2937"/>
-                <w:sz w:val="20"/>
                 <w:szCs w:val="20"/>
                 <w:lang w:eastAsia="ko-KR"/>
               </w:rPr>
-              <w:t xml:space="preserve">• 데이터 분산: 세이프체크·세척·P-BOX/오리콘·히트워치(폭염) 등 시스템이 흩어져 있어, 관리자가 매일 여러 화면·엑셀을 열어 수기로 합산 → 현황 파악에만 시간 소요.</w:t>
+              <w:t xml:space="preserve">[1] 데이터 분산 : 생산·인력·세척·안전점검·폭염 정보가 개별 화면과 엑셀에 흩어져 있어, 매일 수기로 합산한 뒤에야 현황을 파악합니다.</w:t>
               <w:br/>
-              <w:t xml:space="preserve">• 보고서 수작업: 생산일보·주간·월마감을 엑셀로 직접 취합·계산·작성(1건 약 60분, 매일 반복).</w:t>
+              <w:t xml:space="preserve">[2] 보고 수작업 : 일일 운영보고·주간·월마감을 직접 취합·계산·작성합니다(1건 약 60분, 매일 반복).</w:t>
               <w:br/>
-              <w:t xml:space="preserve">• 이상 누락·지연: 지연오더·인력 부족·생산성 편차·폭염 경보 등을 사람이 눈으로 찾아야 해 누락·대응 지연 발생.</w:t>
+              <w:t xml:space="preserve">[3] 이상 누락·지연 : 지연오더, 인력 부족·생산성 편차, 폭염 경보를 수기로 확인해 발견이 늦거나 누락됩니다.</w:t>
               <w:br/>
-              <w:t xml:space="preserve">• 반복 계산: 공동작업 인원분배·인력 부하율·필요인원을 매번 수기 계산(지연오더 취합 주 2시간, OPL 교육자료 40분/건 등).</w:t>
+              <w:t xml:space="preserve">[4] 반복 계산 : 공동작업 인원 배분·인력 부하율·필요 T/O·맨아워를 매번 수기로 산출합니다(지연오더 취합 주 2시간, OPL 교육자료 40분/건).</w:t>
+              <w:br/>
+              <w:t xml:space="preserve">[5] 담당자 의존 : 판단 기준이 관리자 개인 경험에 내재되어 인수인계와 타 사업장 확산이 어렵습니다.</w:t>
             </w:r>
-          </w:p>
-          <w:p>
-            <w:pPr>
-              <w:rPr>
-                <w:color w:val="475569"/>
-                <w:sz w:val="18"/>
-                <w:lang w:eastAsia="ko-KR"/>
-              </w:rPr>
-            </w:pPr>
-          </w:p>
-          <w:p>
-            <w:pPr>
-              <w:rPr>
-                <w:lang w:eastAsia="ko-KR"/>
-              </w:rPr>
-            </w:pPr>
           </w:p>
         </w:tc>
       </w:tr>
@@ -950,34 +855,14 @@
             <w:pPr>
               <w:jc w:val="center"/>
             </w:pPr>
-            <w:proofErr w:type="spellStart"/>
             <w:r>
               <w:rPr>
                 <w:b/>
                 <w:color w:val="1B3A6B"/>
                 <w:sz w:val="19"/>
               </w:rPr>
-              <w:t>개선</w:t>
+              <w:t xml:space="preserve">개선 필요성</w:t>
             </w:r>
-            <w:proofErr w:type="spellEnd"/>
-            <w:r>
-              <w:rPr>
-                <w:b/>
-                <w:color w:val="1B3A6B"/>
-                <w:sz w:val="19"/>
-              </w:rPr>
-              <w:t xml:space="preserve"> </w:t>
-            </w:r>
-            <w:proofErr w:type="spellStart"/>
-            <w:r>
-              <w:rPr>
-                <w:b/>
-                <w:color w:val="1B3A6B"/>
-                <w:sz w:val="19"/>
-              </w:rPr>
-              <w:t>필요성</w:t>
-            </w:r>
-            <w:proofErr w:type="spellEnd"/>
           </w:p>
         </w:tc>
         <w:tc>
@@ -1001,8 +886,6 @@
           <w:p>
             <w:pPr>
               <w:rPr>
-                <w:color w:val="475569"/>
-                <w:sz w:val="18"/>
                 <w:lang w:eastAsia="ko-KR"/>
               </w:rPr>
             </w:pPr>
@@ -1010,27 +893,11 @@
               <w:rPr>
                 <w:rFonts w:hint="eastAsia"/>
                 <w:color w:val="1F2937"/>
-                <w:sz w:val="20"/>
                 <w:szCs w:val="20"/>
                 <w:lang w:eastAsia="ko-KR"/>
               </w:rPr>
-              <w:t xml:space="preserve">• 도급 운영은 맨아워(인건비)가 곧 원가·실적입니다. 생산성·부하·LOSS를 실시간으로 보지 못하면 손실이 즉시 누적됩니다.</w:t>
-              <w:br/>
-              <w:t xml:space="preserve">• 폭염·안전·품질 이상은 대응이 늦으면 사고·불량으로 직결됩니다.</w:t>
-              <w:br/>
-              <w:t xml:space="preserve">• 흩어진 시스템을 사람이 잇는 구조는 담당자 의존적이고 확장이 어렵습니다 → 통합·자동화가 시급합니다.</w:t>
-              <w:br/>
-              <w:t xml:space="preserve">• 이미 전사 다수 사업장(세이프체크 등)과 현장 실데이터가 축적되어 있어, 지금이 '묶어서 자동화'할 최적 시점입니다.</w:t>
+              <w:t xml:space="preserve">[1] 도급 운영은 맨아워(MH)가 곧 원가이자 실적입니다. 생산성·부하·LOSS를 실시간으로 확인하지 못하면 손실이 즉시 누적됩니다.</w:t>
             </w:r>
-          </w:p>
-          <w:p>
-            <w:pPr>
-              <w:rPr>
-                <w:color w:val="475569"/>
-                <w:sz w:val="18"/>
-                <w:lang w:eastAsia="ko-KR"/>
-              </w:rPr>
-            </w:pPr>
           </w:p>
           <w:p>
             <w:pPr>
@@ -1038,6 +905,47 @@
                 <w:lang w:eastAsia="ko-KR"/>
               </w:rPr>
             </w:pPr>
+            <w:r>
+              <w:rPr>
+                <w:rFonts w:hint="eastAsia"/>
+                <w:color w:val="1F2937"/>
+                <w:szCs w:val="20"/>
+                <w:lang w:eastAsia="ko-KR"/>
+              </w:rPr>
+              <w:t xml:space="preserve">[2] 안전·온열질환·품질 이상은 대응이 늦으면 사고·불량으로 직결되며, 사후 보고 방식으로는 예방이 불가능합니다.</w:t>
+            </w:r>
+          </w:p>
+          <w:p>
+            <w:pPr>
+              <w:rPr>
+                <w:lang w:eastAsia="ko-KR"/>
+              </w:rPr>
+            </w:pPr>
+            <w:r>
+              <w:rPr>
+                <w:rFonts w:hint="eastAsia"/>
+                <w:color w:val="1F2937"/>
+                <w:szCs w:val="20"/>
+                <w:lang w:eastAsia="ko-KR"/>
+              </w:rPr>
+              <w:t xml:space="preserve">[3] 사람이 여러 시스템을 수기로 잇는 구조는 공정·사업장이 늘수록 취합 공수가 비례해 증가하여 확장이 불가능합니다.</w:t>
+            </w:r>
+          </w:p>
+          <w:p>
+            <w:pPr>
+              <w:rPr>
+                <w:lang w:eastAsia="ko-KR"/>
+              </w:rPr>
+            </w:pPr>
+            <w:r>
+              <w:rPr>
+                <w:rFonts w:hint="eastAsia"/>
+                <w:color w:val="1F2937"/>
+                <w:szCs w:val="20"/>
+                <w:lang w:eastAsia="ko-KR"/>
+              </w:rPr>
+              <w:t xml:space="preserve">[4] 현장 실데이터(P-BOX·오리콘 실적, 세척실, 안전점검, 폭염)가 이미 축적되어 있어 지금이 통합·자동화의 최적 시점입니다.</w:t>
+            </w:r>
           </w:p>
         </w:tc>
       </w:tr>
@@ -1068,34 +976,15 @@
             <w:pPr>
               <w:jc w:val="center"/>
             </w:pPr>
-            <w:proofErr w:type="spellStart"/>
             <w:r>
               <w:rPr>
                 <w:b/>
                 <w:color w:val="1B3A6B"/>
                 <w:sz w:val="19"/>
               </w:rPr>
-              <w:t>프로젝트</w:t>
+              <w:lastRenderedPageBreak/>
+              <w:t xml:space="preserve">프로젝트 목표</w:t>
             </w:r>
-            <w:proofErr w:type="spellEnd"/>
-            <w:r>
-              <w:rPr>
-                <w:b/>
-                <w:color w:val="1B3A6B"/>
-                <w:sz w:val="19"/>
-              </w:rPr>
-              <w:t xml:space="preserve"> </w:t>
-            </w:r>
-            <w:proofErr w:type="spellStart"/>
-            <w:r>
-              <w:rPr>
-                <w:b/>
-                <w:color w:val="1B3A6B"/>
-                <w:sz w:val="19"/>
-              </w:rPr>
-              <w:t>목표</w:t>
-            </w:r>
-            <w:proofErr w:type="spellEnd"/>
           </w:p>
         </w:tc>
         <w:tc>
@@ -1119,7 +1008,9 @@
           <w:p>
             <w:pPr>
               <w:rPr>
-                <w:color w:val="475569"/>
+                <w:rFonts w:ascii="맑은 고딕" w:eastAsia="맑은 고딕" w:hAnsi="맑은 고딕"/>
+                <w:b/>
+                <w:color w:val="1B3A6B"/>
                 <w:sz w:val="18"/>
                 <w:lang w:eastAsia="ko-KR"/>
               </w:rPr>
@@ -1128,29 +1019,66 @@
               <w:rPr>
                 <w:rFonts w:hint="eastAsia"/>
                 <w:color w:val="1F2937"/>
-                <w:sz w:val="20"/>
                 <w:szCs w:val="20"/>
                 <w:lang w:eastAsia="ko-KR"/>
               </w:rPr>
-              <w:t xml:space="preserve">【과제명】 도급 제조현장 운영 자동화 AI Agent 'ZEN' — 수작업 관리·보고 제로(0)화</w:t>
-              <w:br/>
-              <w:t xml:space="preserve">• 흩어진 현장 시스템(생산·인력·세척·재고·안전·품질 + P-BOX/오리콘·세이프체크·폭염)을 하나의 통합 관제 플랫폼으로 결합.</w:t>
-              <w:br/>
-              <w:t xml:space="preserve">• 통합 레이어(Cloudflare Worker + D1)가 현장 실데이터를 실시간 집계 → 대시보드 한 화면에 표시.</w:t>
-              <w:br/>
-              <w:t xml:space="preserve">• AI Agent가 통합 현황을 요약해 '관리자 한 줄 + 카톡 보고문'을 자동 생성하고, 이상(생산성 편차·인력 부족·폭염·지연오더)을 자동 감지·조치 추천.</w:t>
-              <w:br/>
-              <w:t xml:space="preserve">• 8대 기능(생산·인력·세척·재고·안전·품질·KPI·보고)과 OPL 교육자료·월마감·인력부하 자동화를 단일 플랫폼으로 제공.</w:t>
+              <w:t xml:space="preserve">【과제명】 제조 현장 운영 통합 관리 AI Agent — 흩어진 현장 데이터를 하나로</w:t>
             </w:r>
           </w:p>
           <w:p>
             <w:pPr>
               <w:rPr>
-                <w:color w:val="475569"/>
-                <w:sz w:val="18"/>
+                <w:color w:val="1F2937"/>
+                <w:szCs w:val="20"/>
                 <w:lang w:eastAsia="ko-KR"/>
               </w:rPr>
             </w:pPr>
+            <w:r>
+              <w:rPr>
+                <w:rFonts w:hint="eastAsia"/>
+                <w:color w:val="1F2937"/>
+                <w:szCs w:val="20"/>
+                <w:lang w:eastAsia="ko-KR"/>
+              </w:rPr>
+              <w:t xml:space="preserve">[1] 통합 : 생산·인력·세척·재고·안전·품질과 P-BOX/오리콘·세이프체크·폭염 데이터를 통합 레이어로 실시간 집계하여 관제 대시보드 1화면에 표출합니다.</w:t>
+            </w:r>
+          </w:p>
+          <w:p>
+            <w:pPr>
+              <w:rPr>
+                <w:color w:val="1F2937"/>
+                <w:szCs w:val="20"/>
+                <w:lang w:eastAsia="ko-KR"/>
+              </w:rPr>
+            </w:pPr>
+            <w:r>
+              <w:rPr>
+                <w:rFonts w:hint="eastAsia"/>
+                <w:color w:val="1F2937"/>
+                <w:szCs w:val="20"/>
+                <w:lang w:eastAsia="ko-KR"/>
+              </w:rPr>
+              <w:t xml:space="preserve">[2] 판단 : AI Agent가 인력 부족·과부하, 생산성 편차, 지연오더, 안전점검 미실시, 폭염 위험을 자동 탐지하고 우선 조치를 추천합니다.</w:t>
+            </w:r>
+          </w:p>
+          <w:p>
+            <w:pPr>
+              <w:rPr>
+                <w:rFonts w:hint="eastAsia"/>
+                <w:color w:val="1F2937"/>
+                <w:szCs w:val="20"/>
+                <w:lang w:eastAsia="ko-KR"/>
+              </w:rPr>
+            </w:pPr>
+            <w:r>
+              <w:rPr>
+                <w:rFonts w:hint="eastAsia"/>
+                <w:color w:val="1F2937"/>
+                <w:szCs w:val="20"/>
+                <w:lang w:eastAsia="ko-KR"/>
+              </w:rPr>
+              <w:t xml:space="preserve">[3] 보고 : 통합 현황을 요약한 일일 브리핑 보고문(관리자 한 줄 + 메신저 보고문)을 자동 생성합니다.</w:t>
+            </w:r>
           </w:p>
           <w:p>
             <w:pPr>
@@ -1158,6 +1086,15 @@
                 <w:lang w:eastAsia="ko-KR"/>
               </w:rPr>
             </w:pPr>
+            <w:r>
+              <w:rPr>
+                <w:rFonts w:hint="eastAsia"/>
+                <w:color w:val="1F2937"/>
+                <w:szCs w:val="20"/>
+                <w:lang w:eastAsia="ko-KR"/>
+              </w:rPr>
+              <w:t xml:space="preserve">[4] 확산 : 사업장·공정별 모듈 구조로 설계하여, 사업3팀 검증 후 제조사업부 타 사업장으로 순차 확대합니다.</w:t>
+            </w:r>
           </w:p>
         </w:tc>
       </w:tr>
@@ -1188,34 +1125,14 @@
             <w:pPr>
               <w:jc w:val="center"/>
             </w:pPr>
-            <w:proofErr w:type="spellStart"/>
             <w:r>
               <w:rPr>
                 <w:b/>
                 <w:color w:val="1B3A6B"/>
                 <w:sz w:val="19"/>
               </w:rPr>
-              <w:t>핵심</w:t>
+              <w:t xml:space="preserve">핵심 성과지표</w:t>
             </w:r>
-            <w:proofErr w:type="spellEnd"/>
-            <w:r>
-              <w:rPr>
-                <w:b/>
-                <w:color w:val="1B3A6B"/>
-                <w:sz w:val="19"/>
-              </w:rPr>
-              <w:t xml:space="preserve"> </w:t>
-            </w:r>
-            <w:proofErr w:type="spellStart"/>
-            <w:r>
-              <w:rPr>
-                <w:b/>
-                <w:color w:val="1B3A6B"/>
-                <w:sz w:val="19"/>
-              </w:rPr>
-              <w:t>성과지표</w:t>
-            </w:r>
-            <w:proofErr w:type="spellEnd"/>
           </w:p>
         </w:tc>
         <w:tc>
@@ -1239,6 +1156,8 @@
           <w:p>
             <w:pPr>
               <w:rPr>
+                <w:color w:val="1F2937"/>
+                <w:szCs w:val="20"/>
                 <w:lang w:eastAsia="ko-KR"/>
               </w:rPr>
             </w:pPr>
@@ -1246,21 +1165,116 @@
               <w:rPr>
                 <w:rFonts w:hint="eastAsia"/>
                 <w:color w:val="1F2937"/>
-                <w:sz w:val="20"/>
                 <w:szCs w:val="20"/>
                 <w:lang w:eastAsia="ko-KR"/>
               </w:rPr>
-              <w:t xml:space="preserve">• 생산일보·월마감 보고서 작성: 60분 → 5분 (데이터 자동 취합·초안 생성)</w:t>
-              <w:br/>
-              <w:t xml:space="preserve">• 지연오더 취합·정리: 주 2시간 → 즉시 (엑셀 업로드 자동 분석)</w:t>
-              <w:br/>
-              <w:t xml:space="preserve">• OPL 현장 교육자료 제작: 40분 → 5분 (점검내용 붙여넣기 → 자동 생성)</w:t>
-              <w:br/>
-              <w:t xml:space="preserve">• 통합 현황 파악: 여러 시스템 수기 취합 → 1화면 실시간(5초 갱신)</w:t>
-              <w:br/>
-              <w:t xml:space="preserve">• 인시생산성(PLT/MH)·인력 부하율·LOSS 자동 산출로 이상 조기 대응</w:t>
-              <w:br/>
-              <w:t xml:space="preserve">• (검증) P-BOX 실데이터 연동으로 총 20 PLT·1,800 EA·90 MH·생산성 0.22 PLT/MH를 실시간 재현</w:t>
+              <w:t xml:space="preserve">[1] 일일 운영보고·월마감 작성 : 60분 → 5분 이내 (데이터 자동 취합·초안 생성)</w:t>
+            </w:r>
+          </w:p>
+          <w:p>
+            <w:pPr>
+              <w:rPr>
+                <w:color w:val="1F2937"/>
+                <w:szCs w:val="20"/>
+                <w:lang w:eastAsia="ko-KR"/>
+              </w:rPr>
+            </w:pPr>
+            <w:r>
+              <w:rPr>
+                <w:rFonts w:hint="eastAsia"/>
+                <w:color w:val="1F2937"/>
+                <w:szCs w:val="20"/>
+                <w:lang w:eastAsia="ko-KR"/>
+              </w:rPr>
+              <w:t xml:space="preserve">[2] 지연오더 취합·정리 : 주 2시간 → 즉시 (계획표 업로드 자동 분석)</w:t>
+            </w:r>
+          </w:p>
+          <w:p>
+            <w:pPr>
+              <w:rPr>
+                <w:color w:val="1F2937"/>
+                <w:szCs w:val="20"/>
+                <w:lang w:eastAsia="ko-KR"/>
+              </w:rPr>
+            </w:pPr>
+            <w:r>
+              <w:rPr>
+                <w:rFonts w:hint="eastAsia"/>
+                <w:color w:val="1F2937"/>
+                <w:szCs w:val="20"/>
+                <w:lang w:eastAsia="ko-KR"/>
+              </w:rPr>
+              <w:t xml:space="preserve">[3] 현장 교육자료(OPL) 제작 : 40분/건 → 5분/건 (점검 내용 입력 → 자동 생성)</w:t>
+            </w:r>
+          </w:p>
+          <w:p>
+            <w:pPr>
+              <w:rPr>
+                <w:color w:val="1F2937"/>
+                <w:szCs w:val="20"/>
+                <w:lang w:eastAsia="ko-KR"/>
+              </w:rPr>
+            </w:pPr>
+            <w:r>
+              <w:rPr>
+                <w:rFonts w:hint="eastAsia"/>
+                <w:color w:val="1F2937"/>
+                <w:szCs w:val="20"/>
+                <w:lang w:eastAsia="ko-KR"/>
+              </w:rPr>
+              <w:t xml:space="preserve">[4] 통합 현황 파악 : 다수 시스템 수기 취합 → 1화면 실시간(수초 단위 자동 갱신)</w:t>
+            </w:r>
+          </w:p>
+          <w:p>
+            <w:pPr>
+              <w:rPr>
+                <w:color w:val="1F2937"/>
+                <w:szCs w:val="20"/>
+                <w:lang w:eastAsia="ko-KR"/>
+              </w:rPr>
+            </w:pPr>
+            <w:r>
+              <w:rPr>
+                <w:rFonts w:hint="eastAsia"/>
+                <w:color w:val="1F2937"/>
+                <w:szCs w:val="20"/>
+                <w:lang w:eastAsia="ko-KR"/>
+              </w:rPr>
+              <w:t xml:space="preserve">[5] 인력 부족·과부하 사전 탐지율 90% 이상 / 안전점검 미실시 자동 알림 100%</w:t>
+            </w:r>
+          </w:p>
+          <w:p>
+            <w:pPr>
+              <w:rPr>
+                <w:color w:val="1F2937"/>
+                <w:szCs w:val="20"/>
+                <w:lang w:eastAsia="ko-KR"/>
+              </w:rPr>
+            </w:pPr>
+            <w:r>
+              <w:rPr>
+                <w:rFonts w:hint="eastAsia"/>
+                <w:color w:val="1F2937"/>
+                <w:szCs w:val="20"/>
+                <w:lang w:eastAsia="ko-KR"/>
+              </w:rPr>
+              <w:t xml:space="preserve">[6] 시범 적용 라인 인시생산성(PLT/MH) 3% 이상 향상 (적용 후 3개월 실측)</w:t>
+            </w:r>
+          </w:p>
+          <w:p>
+            <w:pPr>
+              <w:rPr>
+                <w:lang w:eastAsia="ko-KR"/>
+              </w:rPr>
+            </w:pPr>
+            <w:r>
+              <w:rPr>
+                <w:rFonts w:hint="eastAsia"/>
+                <w:color w:val="1F2937"/>
+                <w:szCs w:val="20"/>
+                <w:lang w:eastAsia="ko-KR"/>
+              </w:rPr>
+              <w:t xml:space="preserve">※ 검증 : ①~④는 적용 전·후 소요시간 실측, ⑤~⑥은 시스템 로그·실적 데이터로 산출하여 결과보고서에 첨부합니다.</w:t>
             </w:r>
           </w:p>
         </w:tc>
@@ -1276,15 +1290,6 @@
           <w:lang w:eastAsia="ko-KR"/>
         </w:rPr>
       </w:pPr>
-      <w:r>
-        <w:rPr>
-          <w:i/>
-          <w:color w:val="475569"/>
-          <w:sz w:val="17"/>
-          <w:lang w:eastAsia="ko-KR"/>
-        </w:rPr>
-        <w:t/>
-      </w:r>
     </w:p>
     <w:p>
       <w:pPr>
@@ -1314,44 +1319,8 @@
           <w:color w:val="1B3A6B"/>
           <w:sz w:val="28"/>
         </w:rPr>
-        <w:t>3</w:t>
+        <w:t xml:space="preserve">3. 제출 전 확인</w:t>
       </w:r>
-      <w:r>
-        <w:rPr>
-          <w:b/>
-          <w:color w:val="1B3A6B"/>
-          <w:sz w:val="28"/>
-        </w:rPr>
-        <w:t xml:space="preserve">. </w:t>
-      </w:r>
-      <w:proofErr w:type="spellStart"/>
-      <w:r>
-        <w:rPr>
-          <w:b/>
-          <w:color w:val="1B3A6B"/>
-          <w:sz w:val="28"/>
-        </w:rPr>
-        <w:t>제출</w:t>
-      </w:r>
-      <w:proofErr w:type="spellEnd"/>
-      <w:r>
-        <w:rPr>
-          <w:b/>
-          <w:color w:val="1B3A6B"/>
-          <w:sz w:val="28"/>
-        </w:rPr>
-        <w:t xml:space="preserve"> 전 </w:t>
-      </w:r>
-      <w:proofErr w:type="spellStart"/>
-      <w:r>
-        <w:rPr>
-          <w:b/>
-          <w:color w:val="1B3A6B"/>
-          <w:sz w:val="28"/>
-        </w:rPr>
-        <w:t>확인</w:t>
-      </w:r>
-      <w:proofErr w:type="spellEnd"/>
     </w:p>
     <w:tbl>
       <w:tblPr>
@@ -1419,27 +1388,7 @@
                 <w:sz w:val="17"/>
                 <w:lang w:eastAsia="ko-KR"/>
               </w:rPr>
-              <w:t xml:space="preserve">공지사항 및 </w:t>
-            </w:r>
-            <w:proofErr w:type="spellStart"/>
-            <w:r>
-              <w:rPr>
-                <w:rFonts w:hint="eastAsia"/>
-                <w:color w:val="475569"/>
-                <w:sz w:val="17"/>
-                <w:lang w:eastAsia="ko-KR"/>
-              </w:rPr>
-              <w:t>참가방법을</w:t>
-            </w:r>
-            <w:proofErr w:type="spellEnd"/>
-            <w:r>
-              <w:rPr>
-                <w:rFonts w:hint="eastAsia"/>
-                <w:color w:val="475569"/>
-                <w:sz w:val="17"/>
-                <w:lang w:eastAsia="ko-KR"/>
-              </w:rPr>
-              <w:t xml:space="preserve"> 모두 확인하였으며,</w:t>
+              <w:t xml:space="preserve">공지사항 및 참가방법을 모두 확인하였으며,</w:t>
             </w:r>
             <w:r>
               <w:rPr>
@@ -1479,39 +1428,8 @@
                 <w:sz w:val="17"/>
                 <w:lang w:eastAsia="ko-KR"/>
               </w:rPr>
-              <w:t xml:space="preserve">하고 </w:t>
+              <w:t xml:space="preserve">하고 제니엘그룹 생성형</w:t>
             </w:r>
-            <w:proofErr w:type="spellStart"/>
-            <w:r>
-              <w:rPr>
-                <w:rFonts w:hint="eastAsia"/>
-                <w:color w:val="475569"/>
-                <w:sz w:val="17"/>
-                <w:lang w:eastAsia="ko-KR"/>
-              </w:rPr>
-              <w:t>제니엘그룹</w:t>
-            </w:r>
-            <w:proofErr w:type="spellEnd"/>
-            <w:r>
-              <w:rPr>
-                <w:rFonts w:hint="eastAsia"/>
-                <w:color w:val="475569"/>
-                <w:sz w:val="17"/>
-                <w:lang w:eastAsia="ko-KR"/>
-              </w:rPr>
-              <w:t xml:space="preserve"> </w:t>
-            </w:r>
-            <w:proofErr w:type="spellStart"/>
-            <w:r>
-              <w:rPr>
-                <w:rFonts w:hint="eastAsia"/>
-                <w:color w:val="475569"/>
-                <w:sz w:val="17"/>
-                <w:lang w:eastAsia="ko-KR"/>
-              </w:rPr>
-              <w:t>생성형</w:t>
-            </w:r>
-            <w:proofErr w:type="spellEnd"/>
             <w:r>
               <w:rPr>
                 <w:color w:val="475569"/>
@@ -1698,7 +1616,7 @@
               <w:color w:val="475569"/>
               <w:sz w:val="16"/>
             </w:rPr>
-            <w:t>1</w:t>
+            <w:t>2</w:t>
           </w:r>
           <w:r>
             <w:rPr>
@@ -13697,7 +13615,7 @@
 </file>
 
 <file path=customXml/itemProps1.xml><?xml version="1.0" encoding="utf-8"?>
-<ds:datastoreItem xmlns:ds="http://schemas.openxmlformats.org/officeDocument/2006/customXml" ds:itemID="{E0C16C43-EB6C-4B8B-BA44-F2FFD99891F7}">
+<ds:datastoreItem xmlns:ds="http://schemas.openxmlformats.org/officeDocument/2006/customXml" ds:itemID="{A429AAB7-4519-4769-8563-D00D89D51E4C}">
   <ds:schemaRefs>
     <ds:schemaRef ds:uri="http://schemas.openxmlformats.org/officeDocument/2006/bibliography"/>
   </ds:schemaRefs>
